--- a/Patrones/ACTIVIDAD_S11_Y_S12_COMPOSITE_y_FACADE.docx
+++ b/Patrones/ACTIVIDAD_S11_Y_S12_COMPOSITE_y_FACADE.docx
@@ -294,6 +294,7 @@
         <w:rPr>
           <w:b/>
           <w:bCs/>
+          <w:noProof/>
           <w:lang w:val="es-CO"/>
         </w:rPr>
         <w:drawing>
@@ -538,6 +539,7 @@
       </w:pPr>
       <w:r>
         <w:rPr>
+          <w:noProof/>
           <w:lang w:val="es-CO"/>
         </w:rPr>
         <w:drawing>
@@ -585,6 +587,7 @@
       </w:pPr>
       <w:r>
         <w:rPr>
+          <w:noProof/>
           <w:lang w:val="es-CO"/>
         </w:rPr>
         <w:lastRenderedPageBreak/>
@@ -639,77 +642,107 @@
           <w:color w:val="auto"/>
         </w:rPr>
       </w:pPr>
+      <w:proofErr w:type="spellStart"/>
       <w:r>
         <w:rPr>
           <w:color w:val="auto"/>
         </w:rPr>
-        <w:t>Estructura del patrón</w:t>
+        <w:t>Estructura</w:t>
+      </w:r>
+      <w:proofErr w:type="spellEnd"/>
+      <w:r>
+        <w:rPr>
+          <w:color w:val="auto"/>
+        </w:rPr>
+        <w:t xml:space="preserve"> del </w:t>
+      </w:r>
+      <w:proofErr w:type="spellStart"/>
+      <w:r>
+        <w:rPr>
+          <w:color w:val="auto"/>
+        </w:rPr>
+        <w:t>patrón</w:t>
+      </w:r>
+      <w:proofErr w:type="spellEnd"/>
+    </w:p>
+    <w:p>
+      <w:pPr>
+        <w:pStyle w:val="Prrafodelista"/>
+      </w:pPr>
+      <w:r>
+        <w:t xml:space="preserve">Component: </w:t>
+      </w:r>
+      <w:proofErr w:type="spellStart"/>
+      <w:r>
+        <w:t>ProductionNode</w:t>
+      </w:r>
+      <w:proofErr w:type="spellEnd"/>
+    </w:p>
+    <w:p>
+      <w:pPr>
+        <w:pStyle w:val="Prrafodelista"/>
+      </w:pPr>
+      <w:r>
+        <w:t xml:space="preserve">Leaf: </w:t>
+      </w:r>
+      <w:proofErr w:type="spellStart"/>
+      <w:r>
+        <w:t>MachineStation</w:t>
+      </w:r>
+      <w:proofErr w:type="spellEnd"/>
+    </w:p>
+    <w:p>
+      <w:pPr>
+        <w:pStyle w:val="Prrafodelista"/>
+      </w:pPr>
+      <w:r>
+        <w:t xml:space="preserve">Composite: </w:t>
+      </w:r>
+      <w:proofErr w:type="spellStart"/>
+      <w:r>
+        <w:t>ProductionGroup</w:t>
+      </w:r>
+      <w:proofErr w:type="spellEnd"/>
+    </w:p>
+    <w:p>
+      <w:pPr>
+        <w:pStyle w:val="Prrafodelista"/>
+      </w:pPr>
+      <w:r>
+        <w:t xml:space="preserve">Client: </w:t>
+      </w:r>
+      <w:proofErr w:type="spellStart"/>
+      <w:r>
+        <w:t>MESCapacityService</w:t>
+      </w:r>
+      <w:proofErr w:type="spellEnd"/>
+    </w:p>
+    <w:p/>
+    <w:p>
+      <w:pPr>
+        <w:pStyle w:val="Ttulo2"/>
+        <w:rPr>
+          <w:color w:val="auto"/>
+        </w:rPr>
+      </w:pPr>
+      <w:proofErr w:type="spellStart"/>
+      <w:r>
+        <w:rPr>
+          <w:color w:val="auto"/>
+        </w:rPr>
+        <w:lastRenderedPageBreak/>
+        <w:t>Captura</w:t>
+      </w:r>
+      <w:proofErr w:type="spellEnd"/>
+      <w:r>
+        <w:rPr>
+          <w:color w:val="auto"/>
+        </w:rPr>
+        <w:t xml:space="preserve"> test_composite.py</w:t>
       </w:r>
     </w:p>
     <w:p>
       <w:pPr>
-        <w:pStyle w:val="Prrafodelista"/>
-      </w:pPr>
-      <w:r>
-        <w:t>Component: ProductionNode</w:t>
-      </w:r>
-    </w:p>
-    <w:p>
-      <w:pPr>
-        <w:pStyle w:val="Prrafodelista"/>
-      </w:pPr>
-      <w:r>
-        <w:t>Leaf: MachineStation</w:t>
-      </w:r>
-    </w:p>
-    <w:p>
-      <w:pPr>
-        <w:pStyle w:val="Prrafodelista"/>
-      </w:pPr>
-      <w:r>
-        <w:t>Composite: ProductionGroup</w:t>
-      </w:r>
-    </w:p>
-    <w:p>
-      <w:pPr>
-        <w:pStyle w:val="Prrafodelista"/>
-        <w:rPr>
-          <w:lang w:val="es-CO"/>
-        </w:rPr>
-      </w:pPr>
-      <w:r>
-        <w:rPr>
-          <w:lang w:val="es-CO"/>
-        </w:rPr>
-        <w:t>Client: MESCapacityService</w:t>
-      </w:r>
-    </w:p>
-    <w:p>
-      <w:pPr>
-        <w:rPr>
-          <w:lang w:val="es-CO"/>
-        </w:rPr>
-      </w:pPr>
-    </w:p>
-    <w:p>
-      <w:pPr>
-        <w:pStyle w:val="Ttulo2"/>
-        <w:rPr>
-          <w:color w:val="auto"/>
-          <w:lang w:val="es-CO"/>
-        </w:rPr>
-      </w:pPr>
-      <w:r>
-        <w:rPr>
-          <w:color w:val="auto"/>
-          <w:lang w:val="es-CO"/>
-        </w:rPr>
-        <w:lastRenderedPageBreak/>
-        <w:t>Captura test_composite.py</w:t>
-      </w:r>
-    </w:p>
-    <w:p>
-      <w:pPr>
         <w:rPr>
           <w:lang w:val="es-CO"/>
         </w:rPr>
@@ -722,6 +755,7 @@
       </w:r>
       <w:r>
         <w:rPr>
+          <w:noProof/>
           <w:lang w:val="es-CO"/>
         </w:rPr>
         <w:drawing>
@@ -814,6 +848,56 @@
           <w:lang w:val="es-CO"/>
         </w:rPr>
         <w:lastRenderedPageBreak/>
+        <w:drawing>
+          <wp:inline distT="0" distB="0" distL="0" distR="0" wp14:anchorId="3A463E8C" wp14:editId="0DFCC8E1">
+            <wp:extent cx="5486400" cy="1703705"/>
+            <wp:effectExtent l="0" t="0" r="0" b="0"/>
+            <wp:docPr id="2" name="Imagen 2"/>
+            <wp:cNvGraphicFramePr>
+              <a:graphicFrameLocks xmlns:a="http://schemas.openxmlformats.org/drawingml/2006/main" noChangeAspect="1"/>
+            </wp:cNvGraphicFramePr>
+            <a:graphic xmlns:a="http://schemas.openxmlformats.org/drawingml/2006/main">
+              <a:graphicData uri="http://schemas.openxmlformats.org/drawingml/2006/picture">
+                <pic:pic xmlns:pic="http://schemas.openxmlformats.org/drawingml/2006/picture">
+                  <pic:nvPicPr>
+                    <pic:cNvPr id="1" name=""/>
+                    <pic:cNvPicPr/>
+                  </pic:nvPicPr>
+                  <pic:blipFill>
+                    <a:blip r:embed="rId10"/>
+                    <a:stretch>
+                      <a:fillRect/>
+                    </a:stretch>
+                  </pic:blipFill>
+                  <pic:spPr>
+                    <a:xfrm>
+                      <a:off x="0" y="0"/>
+                      <a:ext cx="5486400" cy="1703705"/>
+                    </a:xfrm>
+                    <a:prstGeom prst="rect">
+                      <a:avLst/>
+                    </a:prstGeom>
+                  </pic:spPr>
+                </pic:pic>
+              </a:graphicData>
+            </a:graphic>
+          </wp:inline>
+        </w:drawing>
+      </w:r>
+    </w:p>
+    <w:p>
+      <w:pPr>
+        <w:pStyle w:val="Ttulo2"/>
+        <w:rPr>
+          <w:color w:val="auto"/>
+          <w:lang w:val="es-CO"/>
+        </w:rPr>
+      </w:pPr>
+      <w:r>
+        <w:rPr>
+          <w:color w:val="auto"/>
+          <w:lang w:val="es-CO"/>
+        </w:rPr>
         <w:t>Explicación de resultados</w:t>
       </w:r>
     </w:p>
@@ -941,7 +1025,23 @@
           <w:lang w:val="es-CO"/>
         </w:rPr>
         <w:lastRenderedPageBreak/>
-        <w:t>12. Patrón Facade aplicado al MES</w:t>
+        <w:t xml:space="preserve">12. Patrón </w:t>
+      </w:r>
+      <w:proofErr w:type="spellStart"/>
+      <w:r>
+        <w:rPr>
+          <w:color w:val="auto"/>
+          <w:lang w:val="es-CO"/>
+        </w:rPr>
+        <w:t>Facade</w:t>
+      </w:r>
+      <w:proofErr w:type="spellEnd"/>
+      <w:r>
+        <w:rPr>
+          <w:color w:val="auto"/>
+          <w:lang w:val="es-CO"/>
+        </w:rPr>
+        <w:t xml:space="preserve"> aplicado al MES</w:t>
       </w:r>
     </w:p>
     <w:p>
@@ -952,6 +1052,7 @@
       </w:pPr>
       <w:r>
         <w:rPr>
+          <w:noProof/>
           <w:lang w:val="es-CO"/>
         </w:rPr>
         <w:drawing>
@@ -970,7 +1071,7 @@
                     <pic:cNvPicPr/>
                   </pic:nvPicPr>
                   <pic:blipFill>
-                    <a:blip r:embed="rId10"/>
+                    <a:blip r:embed="rId11"/>
                     <a:stretch>
                       <a:fillRect/>
                     </a:stretch>
@@ -1001,8 +1102,44 @@
         <w:rPr>
           <w:lang w:val="es-CO"/>
         </w:rPr>
-        <w:t>UML: Patrones/docs/diagrams/facade.puml</w:t>
+        <w:t>UML: Patrones/</w:t>
       </w:r>
+      <w:proofErr w:type="spellStart"/>
+      <w:r>
+        <w:rPr>
+          <w:lang w:val="es-CO"/>
+        </w:rPr>
+        <w:t>docs</w:t>
+      </w:r>
+      <w:proofErr w:type="spellEnd"/>
+      <w:r>
+        <w:rPr>
+          <w:lang w:val="es-CO"/>
+        </w:rPr>
+        <w:t>/</w:t>
+      </w:r>
+      <w:proofErr w:type="spellStart"/>
+      <w:r>
+        <w:rPr>
+          <w:lang w:val="es-CO"/>
+        </w:rPr>
+        <w:t>diagrams</w:t>
+      </w:r>
+      <w:proofErr w:type="spellEnd"/>
+      <w:r>
+        <w:rPr>
+          <w:lang w:val="es-CO"/>
+        </w:rPr>
+        <w:t>/</w:t>
+      </w:r>
+      <w:proofErr w:type="spellStart"/>
+      <w:r>
+        <w:rPr>
+          <w:lang w:val="es-CO"/>
+        </w:rPr>
+        <w:t>facade.puml</w:t>
+      </w:r>
+      <w:proofErr w:type="spellEnd"/>
     </w:p>
     <w:p>
       <w:pPr>
@@ -1136,11 +1273,19 @@
           <w:lang w:val="es-CO"/>
         </w:rPr>
       </w:pPr>
+      <w:proofErr w:type="spellStart"/>
       <w:r>
         <w:rPr>
           <w:lang w:val="es-CO"/>
         </w:rPr>
-        <w:t>Facade se justifica porque:</w:t>
+        <w:t>Facade</w:t>
+      </w:r>
+      <w:proofErr w:type="spellEnd"/>
+      <w:r>
+        <w:rPr>
+          <w:lang w:val="es-CO"/>
+        </w:rPr>
+        <w:t xml:space="preserve"> se justifica porque:</w:t>
       </w:r>
     </w:p>
     <w:p>
@@ -1190,44 +1335,88 @@
         <w:pStyle w:val="Ttulo2"/>
         <w:rPr>
           <w:color w:val="auto"/>
-          <w:lang w:val="es-CO"/>
-        </w:rPr>
-      </w:pPr>
+        </w:rPr>
+      </w:pPr>
+      <w:proofErr w:type="spellStart"/>
       <w:r>
         <w:rPr>
           <w:color w:val="auto"/>
-          <w:lang w:val="es-CO"/>
-        </w:rPr>
-        <w:t>Estructura del patrón</w:t>
+        </w:rPr>
+        <w:t>Estructura</w:t>
       </w:r>
+      <w:proofErr w:type="spellEnd"/>
+      <w:r>
+        <w:rPr>
+          <w:color w:val="auto"/>
+        </w:rPr>
+        <w:t xml:space="preserve"> del </w:t>
+      </w:r>
+      <w:proofErr w:type="spellStart"/>
+      <w:r>
+        <w:rPr>
+          <w:color w:val="auto"/>
+        </w:rPr>
+        <w:t>patrón</w:t>
+      </w:r>
+      <w:proofErr w:type="spellEnd"/>
     </w:p>
     <w:p>
       <w:pPr>
         <w:pStyle w:val="Prrafodelista"/>
-        <w:rPr>
-          <w:lang w:val="es-CO"/>
-        </w:rPr>
       </w:pPr>
       <w:r>
-        <w:rPr>
-          <w:lang w:val="es-CO"/>
-        </w:rPr>
-        <w:t>Facade: MESProductionFacade</w:t>
+        <w:t xml:space="preserve">Facade: </w:t>
       </w:r>
+      <w:proofErr w:type="spellStart"/>
+      <w:r>
+        <w:t>MESProductionFacade</w:t>
+      </w:r>
+      <w:proofErr w:type="spellEnd"/>
     </w:p>
     <w:p>
       <w:pPr>
         <w:pStyle w:val="Prrafodelista"/>
-        <w:rPr>
-          <w:lang w:val="es-CO"/>
-        </w:rPr>
       </w:pPr>
       <w:r>
-        <w:rPr>
-          <w:lang w:val="es-CO"/>
-        </w:rPr>
-        <w:t>Subsystems: OrderValidator, InventoryService, MachinePreparationService, QualityService, TrackingService</w:t>
+        <w:t xml:space="preserve">Subsystems: </w:t>
       </w:r>
+      <w:proofErr w:type="spellStart"/>
+      <w:r>
+        <w:t>OrderValidator</w:t>
+      </w:r>
+      <w:proofErr w:type="spellEnd"/>
+      <w:r>
+        <w:t xml:space="preserve">, </w:t>
+      </w:r>
+      <w:proofErr w:type="spellStart"/>
+      <w:r>
+        <w:t>InventoryService</w:t>
+      </w:r>
+      <w:proofErr w:type="spellEnd"/>
+      <w:r>
+        <w:t xml:space="preserve">, </w:t>
+      </w:r>
+      <w:proofErr w:type="spellStart"/>
+      <w:r>
+        <w:t>MachinePreparationService</w:t>
+      </w:r>
+      <w:proofErr w:type="spellEnd"/>
+      <w:r>
+        <w:t xml:space="preserve">, </w:t>
+      </w:r>
+      <w:proofErr w:type="spellStart"/>
+      <w:r>
+        <w:t>QualityService</w:t>
+      </w:r>
+      <w:proofErr w:type="spellEnd"/>
+      <w:r>
+        <w:t xml:space="preserve">, </w:t>
+      </w:r>
+      <w:proofErr w:type="spellStart"/>
+      <w:r>
+        <w:t>TrackingService</w:t>
+      </w:r>
+      <w:proofErr w:type="spellEnd"/>
     </w:p>
     <w:p>
       <w:pPr>
@@ -1240,8 +1429,16 @@
         <w:rPr>
           <w:lang w:val="es-CO"/>
         </w:rPr>
-        <w:t>Client: MESOperatorConsole</w:t>
+        <w:t xml:space="preserve">Client: </w:t>
       </w:r>
+      <w:proofErr w:type="spellStart"/>
+      <w:r>
+        <w:rPr>
+          <w:lang w:val="es-CO"/>
+        </w:rPr>
+        <w:t>MESOperatorConsole</w:t>
+      </w:r>
+      <w:proofErr w:type="spellEnd"/>
     </w:p>
     <w:p>
       <w:pPr>
@@ -1270,8 +1467,17 @@
           <w:lang w:val="es-CO"/>
         </w:rPr>
         <w:lastRenderedPageBreak/>
-        <w:t>Capturas código Patrón Facade</w:t>
+        <w:t xml:space="preserve">Capturas código Patrón </w:t>
       </w:r>
+      <w:proofErr w:type="spellStart"/>
+      <w:r>
+        <w:rPr>
+          <w:color w:val="auto"/>
+          <w:lang w:val="es-CO"/>
+        </w:rPr>
+        <w:t>Facade</w:t>
+      </w:r>
+      <w:proofErr w:type="spellEnd"/>
     </w:p>
     <w:p>
       <w:pPr>
@@ -1294,6 +1500,7 @@
       </w:pPr>
       <w:r>
         <w:rPr>
+          <w:noProof/>
           <w:lang w:val="es-CO"/>
         </w:rPr>
         <w:drawing>
@@ -1312,7 +1519,7 @@
                     <pic:cNvPicPr/>
                   </pic:nvPicPr>
                   <pic:blipFill>
-                    <a:blip r:embed="rId11"/>
+                    <a:blip r:embed="rId12"/>
                     <a:stretch>
                       <a:fillRect/>
                     </a:stretch>
@@ -1341,6 +1548,7 @@
       </w:pPr>
       <w:r>
         <w:rPr>
+          <w:noProof/>
           <w:lang w:val="es-CO"/>
         </w:rPr>
         <w:lastRenderedPageBreak/>
@@ -1360,7 +1568,7 @@
                     <pic:cNvPicPr/>
                   </pic:nvPicPr>
                   <pic:blipFill>
-                    <a:blip r:embed="rId12"/>
+                    <a:blip r:embed="rId13"/>
                     <a:stretch>
                       <a:fillRect/>
                     </a:stretch>
@@ -1420,6 +1628,7 @@
       </w:r>
       <w:r>
         <w:rPr>
+          <w:noProof/>
           <w:lang w:val="es-CO"/>
         </w:rPr>
         <w:drawing>
@@ -1438,7 +1647,7 @@
                     <pic:cNvPicPr/>
                   </pic:nvPicPr>
                   <pic:blipFill>
-                    <a:blip r:embed="rId13"/>
+                    <a:blip r:embed="rId14"/>
                     <a:stretch>
                       <a:fillRect/>
                     </a:stretch>
@@ -1481,6 +1690,56 @@
           <w:color w:val="auto"/>
           <w:lang w:val="es-CO"/>
         </w:rPr>
+        <w:drawing>
+          <wp:inline distT="0" distB="0" distL="0" distR="0" wp14:anchorId="47772F3C" wp14:editId="5EBB94DC">
+            <wp:extent cx="6453911" cy="534838"/>
+            <wp:effectExtent l="0" t="0" r="4445" b="0"/>
+            <wp:docPr id="3" name="Imagen 3"/>
+            <wp:cNvGraphicFramePr>
+              <a:graphicFrameLocks xmlns:a="http://schemas.openxmlformats.org/drawingml/2006/main" noChangeAspect="1"/>
+            </wp:cNvGraphicFramePr>
+            <a:graphic xmlns:a="http://schemas.openxmlformats.org/drawingml/2006/main">
+              <a:graphicData uri="http://schemas.openxmlformats.org/drawingml/2006/picture">
+                <pic:pic xmlns:pic="http://schemas.openxmlformats.org/drawingml/2006/picture">
+                  <pic:nvPicPr>
+                    <pic:cNvPr id="1" name=""/>
+                    <pic:cNvPicPr/>
+                  </pic:nvPicPr>
+                  <pic:blipFill>
+                    <a:blip r:embed="rId15"/>
+                    <a:stretch>
+                      <a:fillRect/>
+                    </a:stretch>
+                  </pic:blipFill>
+                  <pic:spPr>
+                    <a:xfrm>
+                      <a:off x="0" y="0"/>
+                      <a:ext cx="6640200" cy="550276"/>
+                    </a:xfrm>
+                    <a:prstGeom prst="rect">
+                      <a:avLst/>
+                    </a:prstGeom>
+                  </pic:spPr>
+                </pic:pic>
+              </a:graphicData>
+            </a:graphic>
+          </wp:inline>
+        </w:drawing>
+      </w:r>
+    </w:p>
+    <w:p>
+      <w:pPr>
+        <w:pStyle w:val="Ttulo2"/>
+        <w:rPr>
+          <w:color w:val="auto"/>
+          <w:lang w:val="es-CO"/>
+        </w:rPr>
+      </w:pPr>
+      <w:r>
+        <w:rPr>
+          <w:color w:val="auto"/>
+          <w:lang w:val="es-CO"/>
+        </w:rPr>
         <w:t>Explicación de resultados</w:t>
       </w:r>
     </w:p>
@@ -1561,11 +1820,19 @@
           <w:lang w:val="es-CO"/>
         </w:rPr>
       </w:pPr>
+      <w:proofErr w:type="spellStart"/>
       <w:r>
         <w:rPr>
           <w:lang w:val="es-CO"/>
         </w:rPr>
-        <w:t>Facade es adecuado cuando el MES requiere encapsular procesos operativos complejos en una interfaz simple.</w:t>
+        <w:t>Facade</w:t>
+      </w:r>
+      <w:proofErr w:type="spellEnd"/>
+      <w:r>
+        <w:rPr>
+          <w:lang w:val="es-CO"/>
+        </w:rPr>
+        <w:t xml:space="preserve"> es adecuado cuando el MES requiere encapsular procesos operativos complejos en una interfaz simple.</w:t>
       </w:r>
     </w:p>
     <w:p>
